--- a/결선 MAP.docx
+++ b/결선 MAP.docx
@@ -42,7 +42,7 @@
                 <w:szCs w:val="26"/>
                 <w:rtl w:val="off"/>
               </w:rPr>
-              <w:t>1    좌 DC모터 VCC</w:t>
+              <w:t>1    좌 엔코더 VCC</w:t>
             </w:r>
             <w:r>
               <w:rPr>
@@ -136,7 +136,7 @@
                 <w:szCs w:val="26"/>
                 <w:rtl w:val="off"/>
               </w:rPr>
-              <w:t>4    빵판 5V -&gt; BTS VCC 분기</w:t>
+              <w:t>4    5V -&gt; BTS VCC 분기</w:t>
             </w:r>
           </w:p>
         </w:tc>
@@ -338,7 +338,7 @@
                 <w:szCs w:val="26"/>
                 <w:rtl w:val="off"/>
               </w:rPr>
-              <w:t>11   좌 DC 모터 C1</w:t>
+              <w:t>11   좌 엔코더 C1</w:t>
             </w:r>
           </w:p>
         </w:tc>
@@ -395,7 +395,7 @@
                 <w:szCs w:val="26"/>
                 <w:rtl w:val="off"/>
               </w:rPr>
-              <w:t>13   좌 DC 모터 C2</w:t>
+              <w:t>13   좌 엔코더 C2</w:t>
             </w:r>
           </w:p>
         </w:tc>
@@ -452,33 +452,33 @@
                 <w:szCs w:val="26"/>
                 <w:rtl w:val="off"/>
               </w:rPr>
-              <w:t>15   우 DC 모터 C1</w:t>
-            </w:r>
-          </w:p>
-        </w:tc>
-        <w:tc>
-          <w:tcPr>
-            <w:tcW w:w="4339" w:type="dxa"/>
-          </w:tcPr>
-          <w:p>
-            <w:pPr>
-              <w:rPr>
-                <w:b/>
-                <w:bCs/>
-                <w:sz w:val="26"/>
-                <w:szCs w:val="26"/>
-              </w:rPr>
-            </w:pPr>
-            <w:r>
-              <w:rPr>
-                <w:lang w:eastAsia="ko-KR"/>
-                <w:b/>
-                <w:bCs/>
-                <w:sz w:val="26"/>
-                <w:szCs w:val="26"/>
-                <w:rtl w:val="off"/>
-              </w:rPr>
-              <w:t>16   빵판 EN -&gt;BTS1 R_EN,L_EN</w:t>
+              <w:t>15   우 엔코더 C1</w:t>
+            </w:r>
+          </w:p>
+        </w:tc>
+        <w:tc>
+          <w:tcPr>
+            <w:tcW w:w="4339" w:type="dxa"/>
+          </w:tcPr>
+          <w:p>
+            <w:pPr>
+              <w:rPr>
+                <w:b/>
+                <w:bCs/>
+                <w:sz w:val="26"/>
+                <w:szCs w:val="26"/>
+              </w:rPr>
+            </w:pPr>
+            <w:r>
+              <w:rPr>
+                <w:lang w:eastAsia="ko-KR"/>
+                <w:b/>
+                <w:bCs/>
+                <w:sz w:val="26"/>
+                <w:szCs w:val="26"/>
+                <w:rtl w:val="off"/>
+              </w:rPr>
+              <w:t>16   BTS 2 R_EN</w:t>
             </w:r>
           </w:p>
         </w:tc>
@@ -509,33 +509,33 @@
                 <w:szCs w:val="26"/>
                 <w:rtl w:val="off"/>
               </w:rPr>
-              <w:t>17   우 DC 모터 VCC</w:t>
-            </w:r>
-          </w:p>
-        </w:tc>
-        <w:tc>
-          <w:tcPr>
-            <w:tcW w:w="4339" w:type="dxa"/>
-          </w:tcPr>
-          <w:p>
-            <w:pPr>
-              <w:rPr>
-                <w:b/>
-                <w:bCs/>
-                <w:sz w:val="26"/>
-                <w:szCs w:val="26"/>
-              </w:rPr>
-            </w:pPr>
-            <w:r>
-              <w:rPr>
-                <w:lang w:eastAsia="ko-KR"/>
-                <w:b/>
-                <w:bCs/>
-                <w:sz w:val="26"/>
-                <w:szCs w:val="26"/>
-                <w:rtl w:val="off"/>
-              </w:rPr>
-              <w:t>18   빵판 EN -&gt;BTS2 R_EN,L_EN</w:t>
+              <w:t>17   우 엔코더 VCC</w:t>
+            </w:r>
+          </w:p>
+        </w:tc>
+        <w:tc>
+          <w:tcPr>
+            <w:tcW w:w="4339" w:type="dxa"/>
+          </w:tcPr>
+          <w:p>
+            <w:pPr>
+              <w:rPr>
+                <w:b/>
+                <w:bCs/>
+                <w:sz w:val="26"/>
+                <w:szCs w:val="26"/>
+              </w:rPr>
+            </w:pPr>
+            <w:r>
+              <w:rPr>
+                <w:lang w:eastAsia="ko-KR"/>
+                <w:b/>
+                <w:bCs/>
+                <w:sz w:val="26"/>
+                <w:szCs w:val="26"/>
+                <w:rtl w:val="off"/>
+              </w:rPr>
+              <w:t>18   BTS 2 L_EN</w:t>
             </w:r>
           </w:p>
         </w:tc>
@@ -737,7 +737,7 @@
                 <w:szCs w:val="26"/>
                 <w:rtl w:val="off"/>
               </w:rPr>
-              <w:t>25   좌 DC 모터 GND</w:t>
+              <w:t>25   좌 엔코더 GND</w:t>
             </w:r>
           </w:p>
         </w:tc>
@@ -851,33 +851,33 @@
                 <w:szCs w:val="26"/>
                 <w:rtl w:val="off"/>
               </w:rPr>
-              <w:t>29   우 DC 모터 C2</w:t>
-            </w:r>
-          </w:p>
-        </w:tc>
-        <w:tc>
-          <w:tcPr>
-            <w:tcW w:w="4339" w:type="dxa"/>
-          </w:tcPr>
-          <w:p>
-            <w:pPr>
-              <w:rPr>
-                <w:b/>
-                <w:bCs/>
-                <w:sz w:val="26"/>
-                <w:szCs w:val="26"/>
-              </w:rPr>
-            </w:pPr>
-            <w:r>
-              <w:rPr>
-                <w:lang w:eastAsia="ko-KR"/>
-                <w:b/>
-                <w:bCs/>
-                <w:sz w:val="26"/>
-                <w:szCs w:val="26"/>
-                <w:rtl w:val="off"/>
-              </w:rPr>
-              <w:t>30   우 DC 모터 GND</w:t>
+              <w:t>29   우 엔코더 C2</w:t>
+            </w:r>
+          </w:p>
+        </w:tc>
+        <w:tc>
+          <w:tcPr>
+            <w:tcW w:w="4339" w:type="dxa"/>
+          </w:tcPr>
+          <w:p>
+            <w:pPr>
+              <w:rPr>
+                <w:b/>
+                <w:bCs/>
+                <w:sz w:val="26"/>
+                <w:szCs w:val="26"/>
+              </w:rPr>
+            </w:pPr>
+            <w:r>
+              <w:rPr>
+                <w:lang w:eastAsia="ko-KR"/>
+                <w:b/>
+                <w:bCs/>
+                <w:sz w:val="26"/>
+                <w:szCs w:val="26"/>
+                <w:rtl w:val="off"/>
+              </w:rPr>
+              <w:t>30   우 엔코더 GND</w:t>
             </w:r>
           </w:p>
         </w:tc>
@@ -908,7 +908,7 @@
                 <w:szCs w:val="26"/>
                 <w:rtl w:val="off"/>
               </w:rPr>
-              <w:t>31</w:t>
+              <w:t>31   BTS1 R_EN</w:t>
             </w:r>
           </w:p>
         </w:tc>
@@ -1048,7 +1048,7 @@
                 <w:szCs w:val="26"/>
                 <w:rtl w:val="off"/>
               </w:rPr>
-              <w:t>36</w:t>
+              <w:t>36   BTS1 L_EN</w:t>
             </w:r>
           </w:p>
         </w:tc>
@@ -1188,7 +1188,7 @@
             <wp:extent cx="4763408" cy="6653468"/>
             <wp:effectExtent l="0" t="0" r="0" b="0"/>
             <wp:wrapSquare wrapText="bothSides"/>
-            <wp:docPr id="1026" name="shape1026" hidden="0"/>
+            <wp:docPr id="1025" name="shape1025" hidden="0"/>
             <wp:cNvGraphicFramePr>
               <a:graphicFrameLocks xmlns:a="http://schemas.openxmlformats.org/drawingml/2006/main" noChangeAspect="1"/>
             </wp:cNvGraphicFramePr>
@@ -1889,22 +1889,22 @@
     <w:lsdException w:name="index 7" w:semiHidden="1" w:unhideWhenUsed="1"/>
     <w:lsdException w:name="index 8" w:semiHidden="1" w:unhideWhenUsed="1"/>
     <w:lsdException w:name="index 9" w:semiHidden="1" w:unhideWhenUsed="1"/>
-    <w:lsdException w:name="toc 1" w:semiHidden="1" w:uiPriority="57" w:unhideWhenUsed="1"/>
-    <w:lsdException w:name="toc 2" w:semiHidden="1" w:uiPriority="57" w:unhideWhenUsed="1"/>
-    <w:lsdException w:name="toc 3" w:semiHidden="1" w:uiPriority="57" w:unhideWhenUsed="1"/>
-    <w:lsdException w:name="toc 4" w:semiHidden="1" w:uiPriority="57" w:unhideWhenUsed="1"/>
-    <w:lsdException w:name="toc 5" w:semiHidden="1" w:uiPriority="57" w:unhideWhenUsed="1"/>
-    <w:lsdException w:name="toc 6" w:semiHidden="1" w:uiPriority="57" w:unhideWhenUsed="1"/>
-    <w:lsdException w:name="toc 7" w:semiHidden="1" w:uiPriority="57" w:unhideWhenUsed="1"/>
-    <w:lsdException w:name="toc 8" w:semiHidden="1" w:uiPriority="57" w:unhideWhenUsed="1"/>
-    <w:lsdException w:name="toc 9" w:semiHidden="1" w:uiPriority="57" w:unhideWhenUsed="1"/>
+    <w:lsdException w:name="toc 1" w:semiHidden="1" w:uiPriority="87" w:unhideWhenUsed="1"/>
+    <w:lsdException w:name="toc 2" w:semiHidden="1" w:uiPriority="87" w:unhideWhenUsed="1"/>
+    <w:lsdException w:name="toc 3" w:semiHidden="1" w:uiPriority="87" w:unhideWhenUsed="1"/>
+    <w:lsdException w:name="toc 4" w:semiHidden="1" w:uiPriority="87" w:unhideWhenUsed="1"/>
+    <w:lsdException w:name="toc 5" w:semiHidden="1" w:uiPriority="87" w:unhideWhenUsed="1"/>
+    <w:lsdException w:name="toc 6" w:semiHidden="1" w:uiPriority="87" w:unhideWhenUsed="1"/>
+    <w:lsdException w:name="toc 7" w:semiHidden="1" w:uiPriority="87" w:unhideWhenUsed="1"/>
+    <w:lsdException w:name="toc 8" w:semiHidden="1" w:uiPriority="87" w:unhideWhenUsed="1"/>
+    <w:lsdException w:name="toc 9" w:semiHidden="1" w:uiPriority="87" w:unhideWhenUsed="1"/>
     <w:lsdException w:name="Normal Indent" w:semiHidden="1" w:unhideWhenUsed="1"/>
     <w:lsdException w:name="footnote text" w:semiHidden="1" w:unhideWhenUsed="1"/>
     <w:lsdException w:name="annotation text" w:semiHidden="1" w:unhideWhenUsed="1"/>
     <w:lsdException w:name="header" w:semiHidden="1" w:unhideWhenUsed="1"/>
     <w:lsdException w:name="footer" w:semiHidden="1" w:unhideWhenUsed="1"/>
     <w:lsdException w:name="index heading" w:semiHidden="1" w:unhideWhenUsed="1"/>
-    <w:lsdException w:name="caption" w:semiHidden="1" w:uiPriority="53" w:unhideWhenUsed="1" w:qFormat="1"/>
+    <w:lsdException w:name="caption" w:semiHidden="1" w:uiPriority="83" w:unhideWhenUsed="1" w:qFormat="1"/>
     <w:lsdException w:name="table of figures" w:semiHidden="1" w:unhideWhenUsed="1"/>
     <w:lsdException w:name="envelope address" w:semiHidden="1" w:unhideWhenUsed="1"/>
     <w:lsdException w:name="envelope return" w:semiHidden="1" w:unhideWhenUsed="1"/>
@@ -1932,7 +1932,7 @@
     <w:lsdException w:name="List Number 3" w:semiHidden="1" w:unhideWhenUsed="1"/>
     <w:lsdException w:name="List Number 4" w:semiHidden="1" w:unhideWhenUsed="1"/>
     <w:lsdException w:name="List Number 5" w:semiHidden="1" w:unhideWhenUsed="1"/>
-    <w:lsdException w:name="Title" w:uiPriority="16" w:qFormat="1"/>
+    <w:lsdException w:name="Title" w:uiPriority="22" w:qFormat="1"/>
     <w:lsdException w:name="Closing" w:semiHidden="1" w:unhideWhenUsed="1"/>
     <w:lsdException w:name="Signature" w:semiHidden="1" w:unhideWhenUsed="1"/>
     <w:lsdException w:name="Default Paragraph Font" w:semiHidden="1" w:uiPriority="1" w:unhideWhenUsed="1"/>
@@ -1944,7 +1944,7 @@
     <w:lsdException w:name="List Continue 4" w:semiHidden="1" w:unhideWhenUsed="1"/>
     <w:lsdException w:name="List Continue 5" w:semiHidden="1" w:unhideWhenUsed="1"/>
     <w:lsdException w:name="Message Header" w:semiHidden="1" w:unhideWhenUsed="1"/>
-    <w:lsdException w:name="Subtitle" w:uiPriority="17" w:qFormat="1"/>
+    <w:lsdException w:name="Subtitle" w:uiPriority="23" w:qFormat="1"/>
     <w:lsdException w:name="Salutation" w:semiHidden="1" w:unhideWhenUsed="1"/>
     <w:lsdException w:name="Date" w:semiHidden="1" w:unhideWhenUsed="1"/>
     <w:lsdException w:name="Body Text First Indent" w:semiHidden="1" w:unhideWhenUsed="1"/>
@@ -1957,8 +1957,8 @@
     <w:lsdException w:name="Block Text" w:semiHidden="1" w:unhideWhenUsed="1"/>
     <w:lsdException w:name="Hyperlink" w:semiHidden="1" w:unhideWhenUsed="1"/>
     <w:lsdException w:name="FollowedHyperlink" w:semiHidden="1" w:unhideWhenUsed="1"/>
-    <w:lsdException w:name="Strong" w:uiPriority="34" w:qFormat="1"/>
-    <w:lsdException w:name="Emphasis" w:uiPriority="32" w:qFormat="1"/>
+    <w:lsdException w:name="Strong" w:uiPriority="52" w:qFormat="1"/>
+    <w:lsdException w:name="Emphasis" w:uiPriority="50" w:qFormat="1"/>
     <w:lsdException w:name="Document Map" w:semiHidden="1" w:unhideWhenUsed="1"/>
     <w:lsdException w:name="Plain Text" w:semiHidden="1" w:unhideWhenUsed="1"/>
     <w:lsdException w:name="E-mail Signature" w:semiHidden="1" w:unhideWhenUsed="1"/>
@@ -2024,223 +2024,223 @@
     <w:lsdException w:name="Table Web 2" w:semiHidden="1" w:unhideWhenUsed="1"/>
     <w:lsdException w:name="Table Web 3" w:semiHidden="1" w:unhideWhenUsed="1"/>
     <w:lsdException w:name="Balloon Text" w:semiHidden="1" w:unhideWhenUsed="1"/>
-    <w:lsdException w:name="Table Grid" w:uiPriority="57"/>
+    <w:lsdException w:name="Table Grid" w:uiPriority="87"/>
     <w:lsdException w:name="Table Theme" w:semiHidden="1" w:unhideWhenUsed="1"/>
     <w:lsdException w:name="Placeholder Text" w:semiHidden="1"/>
     <w:lsdException w:name="No Spacing" w:uiPriority="1" w:qFormat="1"/>
-    <w:lsdException w:name="Light Shading" w:uiPriority="96"/>
-    <w:lsdException w:name="Light List" w:uiPriority="97"/>
-    <w:lsdException w:name="Light Grid" w:uiPriority="98"/>
-    <w:lsdException w:name="Medium Shading 1" w:uiPriority="99"/>
-    <w:lsdException w:name="Medium Shading 2" w:uiPriority="100"/>
-    <w:lsdException w:name="Medium List 1" w:uiPriority="101"/>
-    <w:lsdException w:name="Medium List 2" w:uiPriority="102"/>
-    <w:lsdException w:name="Medium Grid 1" w:uiPriority="103"/>
-    <w:lsdException w:name="Medium Grid 2" w:uiPriority="104"/>
-    <w:lsdException w:name="Medium Grid 3" w:uiPriority="105"/>
-    <w:lsdException w:name="Dark List" w:uiPriority="112"/>
-    <w:lsdException w:name="Colorful Shading" w:uiPriority="113"/>
-    <w:lsdException w:name="Colorful List" w:uiPriority="114"/>
-    <w:lsdException w:name="Colorful Grid" w:uiPriority="115"/>
-    <w:lsdException w:name="Light Shading Accent 1" w:uiPriority="96"/>
-    <w:lsdException w:name="Light List Accent 1" w:uiPriority="97"/>
-    <w:lsdException w:name="Light Grid Accent 1" w:uiPriority="98"/>
-    <w:lsdException w:name="Medium Shading 1 Accent 1" w:uiPriority="99"/>
-    <w:lsdException w:name="Medium Shading 2 Accent 1" w:uiPriority="100"/>
-    <w:lsdException w:name="Medium List 1 Accent 1" w:uiPriority="101"/>
+    <w:lsdException w:name="Light Shading" w:uiPriority="150"/>
+    <w:lsdException w:name="Light List" w:uiPriority="151"/>
+    <w:lsdException w:name="Light Grid" w:uiPriority="152"/>
+    <w:lsdException w:name="Medium Shading 1" w:uiPriority="153"/>
+    <w:lsdException w:name="Medium Shading 2" w:uiPriority="256"/>
+    <w:lsdException w:name="Medium List 1" w:uiPriority="257"/>
+    <w:lsdException w:name="Medium List 2" w:uiPriority="258"/>
+    <w:lsdException w:name="Medium Grid 1" w:uiPriority="259"/>
+    <w:lsdException w:name="Medium Grid 2" w:uiPriority="260"/>
+    <w:lsdException w:name="Medium Grid 3" w:uiPriority="261"/>
+    <w:lsdException w:name="Dark List" w:uiPriority="274"/>
+    <w:lsdException w:name="Colorful Shading" w:uiPriority="275"/>
+    <w:lsdException w:name="Colorful List" w:uiPriority="276"/>
+    <w:lsdException w:name="Colorful Grid" w:uiPriority="277"/>
+    <w:lsdException w:name="Light Shading Accent 1" w:uiPriority="150"/>
+    <w:lsdException w:name="Light List Accent 1" w:uiPriority="151"/>
+    <w:lsdException w:name="Light Grid Accent 1" w:uiPriority="152"/>
+    <w:lsdException w:name="Medium Shading 1 Accent 1" w:uiPriority="153"/>
+    <w:lsdException w:name="Medium Shading 2 Accent 1" w:uiPriority="256"/>
+    <w:lsdException w:name="Medium List 1 Accent 1" w:uiPriority="257"/>
     <w:lsdException w:name="Revision" w:semiHidden="1"/>
-    <w:lsdException w:name="List Paragraph" w:uiPriority="52" w:qFormat="1"/>
-    <w:lsdException w:name="Quote" w:uiPriority="41" w:qFormat="1"/>
-    <w:lsdException w:name="Intense Quote" w:uiPriority="48" w:qFormat="1"/>
-    <w:lsdException w:name="Medium List 2 Accent 1" w:uiPriority="102"/>
-    <w:lsdException w:name="Medium Grid 1 Accent 1" w:uiPriority="103"/>
-    <w:lsdException w:name="Medium Grid 2 Accent 1" w:uiPriority="104"/>
-    <w:lsdException w:name="Medium Grid 3 Accent 1" w:uiPriority="105"/>
-    <w:lsdException w:name="Dark List Accent 1" w:uiPriority="112"/>
-    <w:lsdException w:name="Colorful Shading Accent 1" w:uiPriority="113"/>
-    <w:lsdException w:name="Colorful List Accent 1" w:uiPriority="114"/>
-    <w:lsdException w:name="Colorful Grid Accent 1" w:uiPriority="115"/>
-    <w:lsdException w:name="Light Shading Accent 2" w:uiPriority="96"/>
-    <w:lsdException w:name="Light List Accent 2" w:uiPriority="97"/>
-    <w:lsdException w:name="Light Grid Accent 2" w:uiPriority="98"/>
-    <w:lsdException w:name="Medium Shading 1 Accent 2" w:uiPriority="99"/>
-    <w:lsdException w:name="Medium Shading 2 Accent 2" w:uiPriority="100"/>
-    <w:lsdException w:name="Medium List 1 Accent 2" w:uiPriority="101"/>
-    <w:lsdException w:name="Medium List 2 Accent 2" w:uiPriority="102"/>
-    <w:lsdException w:name="Medium Grid 1 Accent 2" w:uiPriority="103"/>
-    <w:lsdException w:name="Medium Grid 2 Accent 2" w:uiPriority="104"/>
-    <w:lsdException w:name="Medium Grid 3 Accent 2" w:uiPriority="105"/>
-    <w:lsdException w:name="Dark List Accent 2" w:uiPriority="112"/>
-    <w:lsdException w:name="Colorful Shading Accent 2" w:uiPriority="113"/>
-    <w:lsdException w:name="Colorful List Accent 2" w:uiPriority="114"/>
-    <w:lsdException w:name="Colorful Grid Accent 2" w:uiPriority="115"/>
-    <w:lsdException w:name="Light Shading Accent 3" w:uiPriority="96"/>
-    <w:lsdException w:name="Light List Accent 3" w:uiPriority="97"/>
-    <w:lsdException w:name="Light Grid Accent 3" w:uiPriority="98"/>
-    <w:lsdException w:name="Medium Shading 1 Accent 3" w:uiPriority="99"/>
-    <w:lsdException w:name="Medium Shading 2 Accent 3" w:uiPriority="100"/>
-    <w:lsdException w:name="Medium List 1 Accent 3" w:uiPriority="101"/>
-    <w:lsdException w:name="Medium List 2 Accent 3" w:uiPriority="102"/>
-    <w:lsdException w:name="Medium Grid 1 Accent 3" w:uiPriority="103"/>
-    <w:lsdException w:name="Medium Grid 2 Accent 3" w:uiPriority="104"/>
-    <w:lsdException w:name="Medium Grid 3 Accent 3" w:uiPriority="105"/>
-    <w:lsdException w:name="Dark List Accent 3" w:uiPriority="112"/>
-    <w:lsdException w:name="Colorful Shading Accent 3" w:uiPriority="113"/>
-    <w:lsdException w:name="Colorful List Accent 3" w:uiPriority="114"/>
-    <w:lsdException w:name="Colorful Grid Accent 3" w:uiPriority="115"/>
-    <w:lsdException w:name="Light Shading Accent 4" w:uiPriority="96"/>
-    <w:lsdException w:name="Light List Accent 4" w:uiPriority="97"/>
-    <w:lsdException w:name="Light Grid Accent 4" w:uiPriority="98"/>
-    <w:lsdException w:name="Medium Shading 1 Accent 4" w:uiPriority="99"/>
-    <w:lsdException w:name="Medium Shading 2 Accent 4" w:uiPriority="100"/>
-    <w:lsdException w:name="Medium List 1 Accent 4" w:uiPriority="101"/>
-    <w:lsdException w:name="Medium List 2 Accent 4" w:uiPriority="102"/>
-    <w:lsdException w:name="Medium Grid 1 Accent 4" w:uiPriority="103"/>
-    <w:lsdException w:name="Medium Grid 2 Accent 4" w:uiPriority="104"/>
-    <w:lsdException w:name="Medium Grid 3 Accent 4" w:uiPriority="105"/>
-    <w:lsdException w:name="Dark List Accent 4" w:uiPriority="112"/>
-    <w:lsdException w:name="Colorful Shading Accent 4" w:uiPriority="113"/>
-    <w:lsdException w:name="Colorful List Accent 4" w:uiPriority="114"/>
-    <w:lsdException w:name="Colorful Grid Accent 4" w:uiPriority="115"/>
-    <w:lsdException w:name="Light Shading Accent 5" w:uiPriority="96"/>
-    <w:lsdException w:name="Light List Accent 5" w:uiPriority="97"/>
-    <w:lsdException w:name="Light Grid Accent 5" w:uiPriority="98"/>
-    <w:lsdException w:name="Medium Shading 1 Accent 5" w:uiPriority="99"/>
-    <w:lsdException w:name="Medium Shading 2 Accent 5" w:uiPriority="100"/>
-    <w:lsdException w:name="Medium List 1 Accent 5" w:uiPriority="101"/>
-    <w:lsdException w:name="Medium List 2 Accent 5" w:uiPriority="102"/>
-    <w:lsdException w:name="Medium Grid 1 Accent 5" w:uiPriority="103"/>
-    <w:lsdException w:name="Medium Grid 2 Accent 5" w:uiPriority="104"/>
-    <w:lsdException w:name="Medium Grid 3 Accent 5" w:uiPriority="105"/>
-    <w:lsdException w:name="Dark List Accent 5" w:uiPriority="112"/>
-    <w:lsdException w:name="Colorful Shading Accent 5" w:uiPriority="113"/>
-    <w:lsdException w:name="Colorful List Accent 5" w:uiPriority="114"/>
-    <w:lsdException w:name="Colorful Grid Accent 5" w:uiPriority="115"/>
-    <w:lsdException w:name="Light Shading Accent 6" w:uiPriority="96"/>
-    <w:lsdException w:name="Light List Accent 6" w:uiPriority="97"/>
-    <w:lsdException w:name="Light Grid Accent 6" w:uiPriority="98"/>
-    <w:lsdException w:name="Medium Shading 1 Accent 6" w:uiPriority="99"/>
-    <w:lsdException w:name="Medium Shading 2 Accent 6" w:uiPriority="100"/>
-    <w:lsdException w:name="Medium List 1 Accent 6" w:uiPriority="101"/>
-    <w:lsdException w:name="Medium List 2 Accent 6" w:uiPriority="102"/>
-    <w:lsdException w:name="Medium Grid 1 Accent 6" w:uiPriority="103"/>
-    <w:lsdException w:name="Medium Grid 2 Accent 6" w:uiPriority="104"/>
-    <w:lsdException w:name="Medium Grid 3 Accent 6" w:uiPriority="105"/>
-    <w:lsdException w:name="Dark List Accent 6" w:uiPriority="112"/>
-    <w:lsdException w:name="Colorful Shading Accent 6" w:uiPriority="113"/>
-    <w:lsdException w:name="Colorful List Accent 6" w:uiPriority="114"/>
-    <w:lsdException w:name="Colorful Grid Accent 6" w:uiPriority="115"/>
-    <w:lsdException w:name="Subtle Emphasis" w:uiPriority="25" w:qFormat="1"/>
-    <w:lsdException w:name="Intense Emphasis" w:uiPriority="33" w:qFormat="1"/>
-    <w:lsdException w:name="Subtle Reference" w:uiPriority="49" w:qFormat="1"/>
-    <w:lsdException w:name="Intense Reference" w:uiPriority="50" w:qFormat="1"/>
-    <w:lsdException w:name="Book Title" w:uiPriority="51" w:qFormat="1"/>
-    <w:lsdException w:name="Bibliography" w:semiHidden="1" w:uiPriority="55" w:unhideWhenUsed="1"/>
-    <w:lsdException w:name="TOC Heading" w:semiHidden="1" w:uiPriority="57" w:unhideWhenUsed="1" w:qFormat="1"/>
-    <w:lsdException w:name="Plain Table 1" w:uiPriority="65"/>
-    <w:lsdException w:name="Plain Table 2" w:uiPriority="66"/>
-    <w:lsdException w:name="Plain Table 3" w:uiPriority="67"/>
-    <w:lsdException w:name="Plain Table 4" w:uiPriority="68"/>
-    <w:lsdException w:name="Plain Table 5" w:uiPriority="69"/>
-    <w:lsdException w:name="Grid Table Light" w:uiPriority="64"/>
-    <w:lsdException w:name="Grid Table 1 Light" w:uiPriority="70"/>
-    <w:lsdException w:name="Grid Table 2" w:uiPriority="71"/>
-    <w:lsdException w:name="Grid Table 3" w:uiPriority="72"/>
-    <w:lsdException w:name="Grid Table 4" w:uiPriority="73"/>
-    <w:lsdException w:name="Grid Table 5 Dark" w:uiPriority="80"/>
-    <w:lsdException w:name="Grid Table 6 Colorful" w:uiPriority="81"/>
-    <w:lsdException w:name="Grid Table 7 Colorful" w:uiPriority="82"/>
-    <w:lsdException w:name="Grid Table 1 Light Accent 1" w:uiPriority="70"/>
-    <w:lsdException w:name="Grid Table 2 Accent 1" w:uiPriority="71"/>
-    <w:lsdException w:name="Grid Table 3 Accent 1" w:uiPriority="72"/>
-    <w:lsdException w:name="Grid Table 4 Accent 1" w:uiPriority="73"/>
-    <w:lsdException w:name="Grid Table 5 Dark Accent 1" w:uiPriority="80"/>
-    <w:lsdException w:name="Grid Table 6 Colorful Accent 1" w:uiPriority="81"/>
-    <w:lsdException w:name="Grid Table 7 Colorful Accent 1" w:uiPriority="82"/>
-    <w:lsdException w:name="Grid Table 1 Light Accent 2" w:uiPriority="70"/>
-    <w:lsdException w:name="Grid Table 2 Accent 2" w:uiPriority="71"/>
-    <w:lsdException w:name="Grid Table 3 Accent 2" w:uiPriority="72"/>
-    <w:lsdException w:name="Grid Table 4 Accent 2" w:uiPriority="73"/>
-    <w:lsdException w:name="Grid Table 5 Dark Accent 2" w:uiPriority="80"/>
-    <w:lsdException w:name="Grid Table 6 Colorful Accent 2" w:uiPriority="81"/>
-    <w:lsdException w:name="Grid Table 7 Colorful Accent 2" w:uiPriority="82"/>
-    <w:lsdException w:name="Grid Table 1 Light Accent 3" w:uiPriority="70"/>
-    <w:lsdException w:name="Grid Table 2 Accent 3" w:uiPriority="71"/>
-    <w:lsdException w:name="Grid Table 3 Accent 3" w:uiPriority="72"/>
-    <w:lsdException w:name="Grid Table 4 Accent 3" w:uiPriority="73"/>
-    <w:lsdException w:name="Grid Table 5 Dark Accent 3" w:uiPriority="80"/>
-    <w:lsdException w:name="Grid Table 6 Colorful Accent 3" w:uiPriority="81"/>
-    <w:lsdException w:name="Grid Table 7 Colorful Accent 3" w:uiPriority="82"/>
-    <w:lsdException w:name="Grid Table 1 Light Accent 4" w:uiPriority="70"/>
-    <w:lsdException w:name="Grid Table 2 Accent 4" w:uiPriority="71"/>
-    <w:lsdException w:name="Grid Table 3 Accent 4" w:uiPriority="72"/>
-    <w:lsdException w:name="Grid Table 4 Accent 4" w:uiPriority="73"/>
-    <w:lsdException w:name="Grid Table 5 Dark Accent 4" w:uiPriority="80"/>
-    <w:lsdException w:name="Grid Table 6 Colorful Accent 4" w:uiPriority="81"/>
-    <w:lsdException w:name="Grid Table 7 Colorful Accent 4" w:uiPriority="82"/>
-    <w:lsdException w:name="Grid Table 1 Light Accent 5" w:uiPriority="70"/>
-    <w:lsdException w:name="Grid Table 2 Accent 5" w:uiPriority="71"/>
-    <w:lsdException w:name="Grid Table 3 Accent 5" w:uiPriority="72"/>
-    <w:lsdException w:name="Grid Table 4 Accent 5" w:uiPriority="73"/>
-    <w:lsdException w:name="Grid Table 5 Dark Accent 5" w:uiPriority="80"/>
-    <w:lsdException w:name="Grid Table 6 Colorful Accent 5" w:uiPriority="81"/>
-    <w:lsdException w:name="Grid Table 7 Colorful Accent 5" w:uiPriority="82"/>
-    <w:lsdException w:name="Grid Table 1 Light Accent 6" w:uiPriority="70"/>
-    <w:lsdException w:name="Grid Table 2 Accent 6" w:uiPriority="71"/>
-    <w:lsdException w:name="Grid Table 3 Accent 6" w:uiPriority="72"/>
-    <w:lsdException w:name="Grid Table 4 Accent 6" w:uiPriority="73"/>
-    <w:lsdException w:name="Grid Table 5 Dark Accent 6" w:uiPriority="80"/>
-    <w:lsdException w:name="Grid Table 6 Colorful Accent 6" w:uiPriority="81"/>
-    <w:lsdException w:name="Grid Table 7 Colorful Accent 6" w:uiPriority="82"/>
-    <w:lsdException w:name="List Table 1 Light" w:uiPriority="70"/>
-    <w:lsdException w:name="List Table 2" w:uiPriority="71"/>
-    <w:lsdException w:name="List Table 3" w:uiPriority="72"/>
-    <w:lsdException w:name="List Table 4" w:uiPriority="73"/>
-    <w:lsdException w:name="List Table 5 Dark" w:uiPriority="80"/>
-    <w:lsdException w:name="List Table 6 Colorful" w:uiPriority="81"/>
-    <w:lsdException w:name="List Table 7 Colorful" w:uiPriority="82"/>
-    <w:lsdException w:name="List Table 1 Light Accent 1" w:uiPriority="70"/>
-    <w:lsdException w:name="List Table 2 Accent 1" w:uiPriority="71"/>
-    <w:lsdException w:name="List Table 3 Accent 1" w:uiPriority="72"/>
-    <w:lsdException w:name="List Table 4 Accent 1" w:uiPriority="73"/>
-    <w:lsdException w:name="List Table 5 Dark Accent 1" w:uiPriority="80"/>
-    <w:lsdException w:name="List Table 6 Colorful Accent 1" w:uiPriority="81"/>
-    <w:lsdException w:name="List Table 7 Colorful Accent 1" w:uiPriority="82"/>
-    <w:lsdException w:name="List Table 1 Light Accent 2" w:uiPriority="70"/>
-    <w:lsdException w:name="List Table 2 Accent 2" w:uiPriority="71"/>
-    <w:lsdException w:name="List Table 3 Accent 2" w:uiPriority="72"/>
-    <w:lsdException w:name="List Table 4 Accent 2" w:uiPriority="73"/>
-    <w:lsdException w:name="List Table 5 Dark Accent 2" w:uiPriority="80"/>
-    <w:lsdException w:name="List Table 6 Colorful Accent 2" w:uiPriority="81"/>
-    <w:lsdException w:name="List Table 7 Colorful Accent 2" w:uiPriority="82"/>
-    <w:lsdException w:name="List Table 1 Light Accent 3" w:uiPriority="70"/>
-    <w:lsdException w:name="List Table 2 Accent 3" w:uiPriority="71"/>
-    <w:lsdException w:name="List Table 3 Accent 3" w:uiPriority="72"/>
-    <w:lsdException w:name="List Table 4 Accent 3" w:uiPriority="73"/>
-    <w:lsdException w:name="List Table 5 Dark Accent 3" w:uiPriority="80"/>
-    <w:lsdException w:name="List Table 6 Colorful Accent 3" w:uiPriority="81"/>
-    <w:lsdException w:name="List Table 7 Colorful Accent 3" w:uiPriority="82"/>
-    <w:lsdException w:name="List Table 1 Light Accent 4" w:uiPriority="70"/>
-    <w:lsdException w:name="List Table 2 Accent 4" w:uiPriority="71"/>
-    <w:lsdException w:name="List Table 3 Accent 4" w:uiPriority="72"/>
-    <w:lsdException w:name="List Table 4 Accent 4" w:uiPriority="73"/>
-    <w:lsdException w:name="List Table 5 Dark Accent 4" w:uiPriority="80"/>
-    <w:lsdException w:name="List Table 6 Colorful Accent 4" w:uiPriority="81"/>
-    <w:lsdException w:name="List Table 7 Colorful Accent 4" w:uiPriority="82"/>
-    <w:lsdException w:name="List Table 1 Light Accent 5" w:uiPriority="70"/>
-    <w:lsdException w:name="List Table 2 Accent 5" w:uiPriority="71"/>
-    <w:lsdException w:name="List Table 3 Accent 5" w:uiPriority="72"/>
-    <w:lsdException w:name="List Table 4 Accent 5" w:uiPriority="73"/>
-    <w:lsdException w:name="List Table 5 Dark Accent 5" w:uiPriority="80"/>
-    <w:lsdException w:name="List Table 6 Colorful Accent 5" w:uiPriority="81"/>
-    <w:lsdException w:name="List Table 7 Colorful Accent 5" w:uiPriority="82"/>
-    <w:lsdException w:name="List Table 1 Light Accent 6" w:uiPriority="70"/>
-    <w:lsdException w:name="List Table 2 Accent 6" w:uiPriority="71"/>
-    <w:lsdException w:name="List Table 3 Accent 6" w:uiPriority="72"/>
-    <w:lsdException w:name="List Table 4 Accent 6" w:uiPriority="73"/>
-    <w:lsdException w:name="List Table 5 Dark Accent 6" w:uiPriority="80"/>
-    <w:lsdException w:name="List Table 6 Colorful Accent 6" w:uiPriority="81"/>
-    <w:lsdException w:name="List Table 7 Colorful Accent 6" w:uiPriority="82"/>
+    <w:lsdException w:name="List Paragraph" w:uiPriority="82" w:qFormat="1"/>
+    <w:lsdException w:name="Quote" w:uiPriority="65" w:qFormat="1"/>
+    <w:lsdException w:name="Intense Quote" w:uiPriority="72" w:qFormat="1"/>
+    <w:lsdException w:name="Medium List 2 Accent 1" w:uiPriority="258"/>
+    <w:lsdException w:name="Medium Grid 1 Accent 1" w:uiPriority="259"/>
+    <w:lsdException w:name="Medium Grid 2 Accent 1" w:uiPriority="260"/>
+    <w:lsdException w:name="Medium Grid 3 Accent 1" w:uiPriority="261"/>
+    <w:lsdException w:name="Dark List Accent 1" w:uiPriority="274"/>
+    <w:lsdException w:name="Colorful Shading Accent 1" w:uiPriority="275"/>
+    <w:lsdException w:name="Colorful List Accent 1" w:uiPriority="276"/>
+    <w:lsdException w:name="Colorful Grid Accent 1" w:uiPriority="277"/>
+    <w:lsdException w:name="Light Shading Accent 2" w:uiPriority="150"/>
+    <w:lsdException w:name="Light List Accent 2" w:uiPriority="151"/>
+    <w:lsdException w:name="Light Grid Accent 2" w:uiPriority="152"/>
+    <w:lsdException w:name="Medium Shading 1 Accent 2" w:uiPriority="153"/>
+    <w:lsdException w:name="Medium Shading 2 Accent 2" w:uiPriority="256"/>
+    <w:lsdException w:name="Medium List 1 Accent 2" w:uiPriority="257"/>
+    <w:lsdException w:name="Medium List 2 Accent 2" w:uiPriority="258"/>
+    <w:lsdException w:name="Medium Grid 1 Accent 2" w:uiPriority="259"/>
+    <w:lsdException w:name="Medium Grid 2 Accent 2" w:uiPriority="260"/>
+    <w:lsdException w:name="Medium Grid 3 Accent 2" w:uiPriority="261"/>
+    <w:lsdException w:name="Dark List Accent 2" w:uiPriority="274"/>
+    <w:lsdException w:name="Colorful Shading Accent 2" w:uiPriority="275"/>
+    <w:lsdException w:name="Colorful List Accent 2" w:uiPriority="276"/>
+    <w:lsdException w:name="Colorful Grid Accent 2" w:uiPriority="277"/>
+    <w:lsdException w:name="Light Shading Accent 3" w:uiPriority="150"/>
+    <w:lsdException w:name="Light List Accent 3" w:uiPriority="151"/>
+    <w:lsdException w:name="Light Grid Accent 3" w:uiPriority="152"/>
+    <w:lsdException w:name="Medium Shading 1 Accent 3" w:uiPriority="153"/>
+    <w:lsdException w:name="Medium Shading 2 Accent 3" w:uiPriority="256"/>
+    <w:lsdException w:name="Medium List 1 Accent 3" w:uiPriority="257"/>
+    <w:lsdException w:name="Medium List 2 Accent 3" w:uiPriority="258"/>
+    <w:lsdException w:name="Medium Grid 1 Accent 3" w:uiPriority="259"/>
+    <w:lsdException w:name="Medium Grid 2 Accent 3" w:uiPriority="260"/>
+    <w:lsdException w:name="Medium Grid 3 Accent 3" w:uiPriority="261"/>
+    <w:lsdException w:name="Dark List Accent 3" w:uiPriority="274"/>
+    <w:lsdException w:name="Colorful Shading Accent 3" w:uiPriority="275"/>
+    <w:lsdException w:name="Colorful List Accent 3" w:uiPriority="276"/>
+    <w:lsdException w:name="Colorful Grid Accent 3" w:uiPriority="277"/>
+    <w:lsdException w:name="Light Shading Accent 4" w:uiPriority="150"/>
+    <w:lsdException w:name="Light List Accent 4" w:uiPriority="151"/>
+    <w:lsdException w:name="Light Grid Accent 4" w:uiPriority="152"/>
+    <w:lsdException w:name="Medium Shading 1 Accent 4" w:uiPriority="153"/>
+    <w:lsdException w:name="Medium Shading 2 Accent 4" w:uiPriority="256"/>
+    <w:lsdException w:name="Medium List 1 Accent 4" w:uiPriority="257"/>
+    <w:lsdException w:name="Medium List 2 Accent 4" w:uiPriority="258"/>
+    <w:lsdException w:name="Medium Grid 1 Accent 4" w:uiPriority="259"/>
+    <w:lsdException w:name="Medium Grid 2 Accent 4" w:uiPriority="260"/>
+    <w:lsdException w:name="Medium Grid 3 Accent 4" w:uiPriority="261"/>
+    <w:lsdException w:name="Dark List Accent 4" w:uiPriority="274"/>
+    <w:lsdException w:name="Colorful Shading Accent 4" w:uiPriority="275"/>
+    <w:lsdException w:name="Colorful List Accent 4" w:uiPriority="276"/>
+    <w:lsdException w:name="Colorful Grid Accent 4" w:uiPriority="277"/>
+    <w:lsdException w:name="Light Shading Accent 5" w:uiPriority="150"/>
+    <w:lsdException w:name="Light List Accent 5" w:uiPriority="151"/>
+    <w:lsdException w:name="Light Grid Accent 5" w:uiPriority="152"/>
+    <w:lsdException w:name="Medium Shading 1 Accent 5" w:uiPriority="153"/>
+    <w:lsdException w:name="Medium Shading 2 Accent 5" w:uiPriority="256"/>
+    <w:lsdException w:name="Medium List 1 Accent 5" w:uiPriority="257"/>
+    <w:lsdException w:name="Medium List 2 Accent 5" w:uiPriority="258"/>
+    <w:lsdException w:name="Medium Grid 1 Accent 5" w:uiPriority="259"/>
+    <w:lsdException w:name="Medium Grid 2 Accent 5" w:uiPriority="260"/>
+    <w:lsdException w:name="Medium Grid 3 Accent 5" w:uiPriority="261"/>
+    <w:lsdException w:name="Dark List Accent 5" w:uiPriority="274"/>
+    <w:lsdException w:name="Colorful Shading Accent 5" w:uiPriority="275"/>
+    <w:lsdException w:name="Colorful List Accent 5" w:uiPriority="276"/>
+    <w:lsdException w:name="Colorful Grid Accent 5" w:uiPriority="277"/>
+    <w:lsdException w:name="Light Shading Accent 6" w:uiPriority="150"/>
+    <w:lsdException w:name="Light List Accent 6" w:uiPriority="151"/>
+    <w:lsdException w:name="Light Grid Accent 6" w:uiPriority="152"/>
+    <w:lsdException w:name="Medium Shading 1 Accent 6" w:uiPriority="153"/>
+    <w:lsdException w:name="Medium Shading 2 Accent 6" w:uiPriority="256"/>
+    <w:lsdException w:name="Medium List 1 Accent 6" w:uiPriority="257"/>
+    <w:lsdException w:name="Medium List 2 Accent 6" w:uiPriority="258"/>
+    <w:lsdException w:name="Medium Grid 1 Accent 6" w:uiPriority="259"/>
+    <w:lsdException w:name="Medium Grid 2 Accent 6" w:uiPriority="260"/>
+    <w:lsdException w:name="Medium Grid 3 Accent 6" w:uiPriority="261"/>
+    <w:lsdException w:name="Dark List Accent 6" w:uiPriority="274"/>
+    <w:lsdException w:name="Colorful Shading Accent 6" w:uiPriority="275"/>
+    <w:lsdException w:name="Colorful List Accent 6" w:uiPriority="276"/>
+    <w:lsdException w:name="Colorful Grid Accent 6" w:uiPriority="277"/>
+    <w:lsdException w:name="Subtle Emphasis" w:uiPriority="37" w:qFormat="1"/>
+    <w:lsdException w:name="Intense Emphasis" w:uiPriority="51" w:qFormat="1"/>
+    <w:lsdException w:name="Subtle Reference" w:uiPriority="73" w:qFormat="1"/>
+    <w:lsdException w:name="Intense Reference" w:uiPriority="80" w:qFormat="1"/>
+    <w:lsdException w:name="Book Title" w:uiPriority="81" w:qFormat="1"/>
+    <w:lsdException w:name="Bibliography" w:semiHidden="1" w:uiPriority="85" w:unhideWhenUsed="1"/>
+    <w:lsdException w:name="TOC Heading" w:semiHidden="1" w:uiPriority="87" w:unhideWhenUsed="1" w:qFormat="1"/>
+    <w:lsdException w:name="Plain Table 1" w:uiPriority="101"/>
+    <w:lsdException w:name="Plain Table 2" w:uiPriority="102"/>
+    <w:lsdException w:name="Plain Table 3" w:uiPriority="103"/>
+    <w:lsdException w:name="Plain Table 4" w:uiPriority="104"/>
+    <w:lsdException w:name="Plain Table 5" w:uiPriority="105"/>
+    <w:lsdException w:name="Grid Table Light" w:uiPriority="100"/>
+    <w:lsdException w:name="Grid Table 1 Light" w:uiPriority="112"/>
+    <w:lsdException w:name="Grid Table 2" w:uiPriority="113"/>
+    <w:lsdException w:name="Grid Table 3" w:uiPriority="114"/>
+    <w:lsdException w:name="Grid Table 4" w:uiPriority="115"/>
+    <w:lsdException w:name="Grid Table 5 Dark" w:uiPriority="128"/>
+    <w:lsdException w:name="Grid Table 6 Colorful" w:uiPriority="129"/>
+    <w:lsdException w:name="Grid Table 7 Colorful" w:uiPriority="130"/>
+    <w:lsdException w:name="Grid Table 1 Light Accent 1" w:uiPriority="112"/>
+    <w:lsdException w:name="Grid Table 2 Accent 1" w:uiPriority="113"/>
+    <w:lsdException w:name="Grid Table 3 Accent 1" w:uiPriority="114"/>
+    <w:lsdException w:name="Grid Table 4 Accent 1" w:uiPriority="115"/>
+    <w:lsdException w:name="Grid Table 5 Dark Accent 1" w:uiPriority="128"/>
+    <w:lsdException w:name="Grid Table 6 Colorful Accent 1" w:uiPriority="129"/>
+    <w:lsdException w:name="Grid Table 7 Colorful Accent 1" w:uiPriority="130"/>
+    <w:lsdException w:name="Grid Table 1 Light Accent 2" w:uiPriority="112"/>
+    <w:lsdException w:name="Grid Table 2 Accent 2" w:uiPriority="113"/>
+    <w:lsdException w:name="Grid Table 3 Accent 2" w:uiPriority="114"/>
+    <w:lsdException w:name="Grid Table 4 Accent 2" w:uiPriority="115"/>
+    <w:lsdException w:name="Grid Table 5 Dark Accent 2" w:uiPriority="128"/>
+    <w:lsdException w:name="Grid Table 6 Colorful Accent 2" w:uiPriority="129"/>
+    <w:lsdException w:name="Grid Table 7 Colorful Accent 2" w:uiPriority="130"/>
+    <w:lsdException w:name="Grid Table 1 Light Accent 3" w:uiPriority="112"/>
+    <w:lsdException w:name="Grid Table 2 Accent 3" w:uiPriority="113"/>
+    <w:lsdException w:name="Grid Table 3 Accent 3" w:uiPriority="114"/>
+    <w:lsdException w:name="Grid Table 4 Accent 3" w:uiPriority="115"/>
+    <w:lsdException w:name="Grid Table 5 Dark Accent 3" w:uiPriority="128"/>
+    <w:lsdException w:name="Grid Table 6 Colorful Accent 3" w:uiPriority="129"/>
+    <w:lsdException w:name="Grid Table 7 Colorful Accent 3" w:uiPriority="130"/>
+    <w:lsdException w:name="Grid Table 1 Light Accent 4" w:uiPriority="112"/>
+    <w:lsdException w:name="Grid Table 2 Accent 4" w:uiPriority="113"/>
+    <w:lsdException w:name="Grid Table 3 Accent 4" w:uiPriority="114"/>
+    <w:lsdException w:name="Grid Table 4 Accent 4" w:uiPriority="115"/>
+    <w:lsdException w:name="Grid Table 5 Dark Accent 4" w:uiPriority="128"/>
+    <w:lsdException w:name="Grid Table 6 Colorful Accent 4" w:uiPriority="129"/>
+    <w:lsdException w:name="Grid Table 7 Colorful Accent 4" w:uiPriority="130"/>
+    <w:lsdException w:name="Grid Table 1 Light Accent 5" w:uiPriority="112"/>
+    <w:lsdException w:name="Grid Table 2 Accent 5" w:uiPriority="113"/>
+    <w:lsdException w:name="Grid Table 3 Accent 5" w:uiPriority="114"/>
+    <w:lsdException w:name="Grid Table 4 Accent 5" w:uiPriority="115"/>
+    <w:lsdException w:name="Grid Table 5 Dark Accent 5" w:uiPriority="128"/>
+    <w:lsdException w:name="Grid Table 6 Colorful Accent 5" w:uiPriority="129"/>
+    <w:lsdException w:name="Grid Table 7 Colorful Accent 5" w:uiPriority="130"/>
+    <w:lsdException w:name="Grid Table 1 Light Accent 6" w:uiPriority="112"/>
+    <w:lsdException w:name="Grid Table 2 Accent 6" w:uiPriority="113"/>
+    <w:lsdException w:name="Grid Table 3 Accent 6" w:uiPriority="114"/>
+    <w:lsdException w:name="Grid Table 4 Accent 6" w:uiPriority="115"/>
+    <w:lsdException w:name="Grid Table 5 Dark Accent 6" w:uiPriority="128"/>
+    <w:lsdException w:name="Grid Table 6 Colorful Accent 6" w:uiPriority="129"/>
+    <w:lsdException w:name="Grid Table 7 Colorful Accent 6" w:uiPriority="130"/>
+    <w:lsdException w:name="List Table 1 Light" w:uiPriority="112"/>
+    <w:lsdException w:name="List Table 2" w:uiPriority="113"/>
+    <w:lsdException w:name="List Table 3" w:uiPriority="114"/>
+    <w:lsdException w:name="List Table 4" w:uiPriority="115"/>
+    <w:lsdException w:name="List Table 5 Dark" w:uiPriority="128"/>
+    <w:lsdException w:name="List Table 6 Colorful" w:uiPriority="129"/>
+    <w:lsdException w:name="List Table 7 Colorful" w:uiPriority="130"/>
+    <w:lsdException w:name="List Table 1 Light Accent 1" w:uiPriority="112"/>
+    <w:lsdException w:name="List Table 2 Accent 1" w:uiPriority="113"/>
+    <w:lsdException w:name="List Table 3 Accent 1" w:uiPriority="114"/>
+    <w:lsdException w:name="List Table 4 Accent 1" w:uiPriority="115"/>
+    <w:lsdException w:name="List Table 5 Dark Accent 1" w:uiPriority="128"/>
+    <w:lsdException w:name="List Table 6 Colorful Accent 1" w:uiPriority="129"/>
+    <w:lsdException w:name="List Table 7 Colorful Accent 1" w:uiPriority="130"/>
+    <w:lsdException w:name="List Table 1 Light Accent 2" w:uiPriority="112"/>
+    <w:lsdException w:name="List Table 2 Accent 2" w:uiPriority="113"/>
+    <w:lsdException w:name="List Table 3 Accent 2" w:uiPriority="114"/>
+    <w:lsdException w:name="List Table 4 Accent 2" w:uiPriority="115"/>
+    <w:lsdException w:name="List Table 5 Dark Accent 2" w:uiPriority="128"/>
+    <w:lsdException w:name="List Table 6 Colorful Accent 2" w:uiPriority="129"/>
+    <w:lsdException w:name="List Table 7 Colorful Accent 2" w:uiPriority="130"/>
+    <w:lsdException w:name="List Table 1 Light Accent 3" w:uiPriority="112"/>
+    <w:lsdException w:name="List Table 2 Accent 3" w:uiPriority="113"/>
+    <w:lsdException w:name="List Table 3 Accent 3" w:uiPriority="114"/>
+    <w:lsdException w:name="List Table 4 Accent 3" w:uiPriority="115"/>
+    <w:lsdException w:name="List Table 5 Dark Accent 3" w:uiPriority="128"/>
+    <w:lsdException w:name="List Table 6 Colorful Accent 3" w:uiPriority="129"/>
+    <w:lsdException w:name="List Table 7 Colorful Accent 3" w:uiPriority="130"/>
+    <w:lsdException w:name="List Table 1 Light Accent 4" w:uiPriority="112"/>
+    <w:lsdException w:name="List Table 2 Accent 4" w:uiPriority="113"/>
+    <w:lsdException w:name="List Table 3 Accent 4" w:uiPriority="114"/>
+    <w:lsdException w:name="List Table 4 Accent 4" w:uiPriority="115"/>
+    <w:lsdException w:name="List Table 5 Dark Accent 4" w:uiPriority="128"/>
+    <w:lsdException w:name="List Table 6 Colorful Accent 4" w:uiPriority="129"/>
+    <w:lsdException w:name="List Table 7 Colorful Accent 4" w:uiPriority="130"/>
+    <w:lsdException w:name="List Table 1 Light Accent 5" w:uiPriority="112"/>
+    <w:lsdException w:name="List Table 2 Accent 5" w:uiPriority="113"/>
+    <w:lsdException w:name="List Table 3 Accent 5" w:uiPriority="114"/>
+    <w:lsdException w:name="List Table 4 Accent 5" w:uiPriority="115"/>
+    <w:lsdException w:name="List Table 5 Dark Accent 5" w:uiPriority="128"/>
+    <w:lsdException w:name="List Table 6 Colorful Accent 5" w:uiPriority="129"/>
+    <w:lsdException w:name="List Table 7 Colorful Accent 5" w:uiPriority="130"/>
+    <w:lsdException w:name="List Table 1 Light Accent 6" w:uiPriority="112"/>
+    <w:lsdException w:name="List Table 2 Accent 6" w:uiPriority="113"/>
+    <w:lsdException w:name="List Table 3 Accent 6" w:uiPriority="114"/>
+    <w:lsdException w:name="List Table 4 Accent 6" w:uiPriority="115"/>
+    <w:lsdException w:name="List Table 5 Dark Accent 6" w:uiPriority="128"/>
+    <w:lsdException w:name="List Table 6 Colorful Accent 6" w:uiPriority="129"/>
+    <w:lsdException w:name="List Table 7 Colorful Accent 6" w:uiPriority="130"/>
   </w:latentStyles>
   <w:style w:type="paragraph" w:default="1" w:styleId="a2">
     <w:name w:val="Normal"/>
